--- a/reports/final_report.docx
+++ b/reports/final_report.docx
@@ -181,7 +181,7 @@
     </w:p>
     <w:p>
       <w:r>
-        <w:t>整体流程包括：先标准化样本，再计算问题侧、证据侧和模型侧不确定性特征；随后训练 gap_type 分类器和 action 分类器，并在 Full Method 中使用规则优先级处理错误前提、高风险和时间敏感场景。申请书里写到的 BM25、embedding 相似度和 NLI 在当前实现中降级为 TF-IDF、token overlap、覆盖率和冲突启发式。Self-consistency 特征在 API 不可用时由离线模板扰动生成，记录在 `data/cache/llm_samples.jsonl`。</w:t>
+        <w:t>整体流程包括：先标准化样本，再计算问题侧、证据侧和模型侧不确定性特征；随后训练 gap_type 分类器和 action 分类器，并在 Full Method 中使用规则优先级处理错误前提、高风险和时间敏感场景。申请书里写到的 BM25、embedding 相似度和 NLI 在当前实现中降级为 TF-IDF、token overlap、覆盖率和冲突启发式。Self-consistency 特征当前仍由离线模板扰动生成，记录在 `data/cache/llm_samples.jsonl`；Prompted LLM Baseline 在 API 可用时会调用 DeepSeek 生成结构化动作预测。</w:t>
       </w:r>
     </w:p>
     <w:p>
@@ -199,12 +199,12 @@
     </w:p>
     <w:p>
       <w:r>
-        <w:t>运行模式：full。训练/验证/测试比例为 6:2:2，随机种子为 42。运行环境为 Python 3.14.3 / Darwin。GLM-5.1 API key 是否存在：True；API 是否通过严格 JSON 探测：False。本次 API 状态说明：API did not pass strict JSON probe; offline fallback used.</w:t>
+        <w:t>运行模式：full。训练/验证/测试比例为 6:2:2，随机种子为 42。运行环境为 Python 3.14.3 / Darwin。deepseek 模型：deepseek-v4-flash；API key 是否存在：True；API 是否通过严格 JSON 探测：True。本次 API 状态说明：DeepSeek API available.</w:t>
       </w:r>
     </w:p>
     <w:p>
       <w:r>
-        <w:t>对照方法包括 Always Answer、Always Ask、RAG Similarity Threshold、Self-Consistency Baseline、Prompted LLM Baseline、Logistic Regression、Random Forest、GBDT、TF-IDF Text Encoder Classifier 和 Full Method。Prompted LLM Baseline 在 API 未通过时保留状态行但不参与有效比较。</w:t>
+        <w:t>对照方法包括 Always Answer、Always Ask、RAG Similarity Threshold、Self-Consistency Baseline、Prompted LLM Baseline、Logistic Regression、Random Forest、GBDT、TF-IDF Text Encoder Classifier 和 Full Method。Prompted LLM Baseline 的本次状态为 `ok`；只有状态为 `ok` 时才进入有效方法排序、效用图和显著性检验。</w:t>
       </w:r>
     </w:p>
     <w:p>
@@ -252,7 +252,7 @@
     </w:p>
     <w:p>
       <w:r>
-        <w:t>| Prompted LLM Baseline | skipped_api_unavailable | 0.066 | 0.092 | 0.300 | 0.700 | -1.800 |</w:t>
+        <w:t>| Prompted LLM Baseline | ok | 0.748 | 0.773 | 0.800 | 0 | 0.700 |</w:t>
       </w:r>
     </w:p>
     <w:p>
@@ -398,22 +398,27 @@
     </w:p>
     <w:p>
       <w:r>
-        <w:t>| Full Method vs Always Answer | 0.908 | 0.891 | 0.925 | 0 | 0 | 112 | 110.009 | 0 |</w:t>
+        <w:t>| Full Method vs Always Answer | 0.908 | 0.891 | 0.927 | 0 | 0 | 112 | 110.009 | 0 |</w:t>
       </w:r>
     </w:p>
     <w:p>
       <w:r>
-        <w:t>| Full Method vs Always Ask | 0.934 | 0.917 | 0.952 | 0 | 0 | 128 | 126.008 | 0 |</w:t>
+        <w:t>| Full Method vs Always Ask | 0.933 | 0.917 | 0.952 | 0 | 0 | 128 | 126.008 | 0 |</w:t>
       </w:r>
     </w:p>
     <w:p>
       <w:r>
-        <w:t>| Full Method vs RAG Similarity Threshold | 0.606 | 0.536 | 0.683 | 0 | 0 | 90 | 88.011 | 0 |</w:t>
+        <w:t>| Full Method vs RAG Similarity Threshold | 0.609 | 0.532 | 0.684 | 0 | 0 | 90 | 88.011 | 0 |</w:t>
       </w:r>
     </w:p>
     <w:p>
       <w:r>
-        <w:t>| Full Method vs Self-Consistency Baseline | 0.458 | 0.393 | 0.526 | 0 | 0 | 76 | 74.013 | 0 |</w:t>
+        <w:t>| Full Method vs Self-Consistency Baseline | 0.461 | 0.393 | 0.528 | 0 | 0 | 76 | 74.013 | 0 |</w:t>
+      </w:r>
+    </w:p>
+    <w:p>
+      <w:r>
+        <w:t>| Full Method vs Prompted LLM Baseline | 0.232 | 0.160 | 0.300 | 0 | 0 | 32 | 30.031 | 0.000 |</w:t>
       </w:r>
     </w:p>
     <w:p>
@@ -517,7 +522,7 @@
         <w:pStyle w:val="ListBullet"/>
       </w:pPr>
       <w:r>
-        <w:t>当前 Prompted LLM Baseline 在 API 未通过严格 JSON 探测时不会强行运行，因此不能伪造与 GLM-5.1 的直接比较。</w:t>
+        <w:t>当前 Prompted LLM Baseline 在 DeepSeek API 未通过严格 JSON 探测时不会强行运行；若批量预测出现解析失败，会用回退动作补齐并在状态中记录失败数。</w:t>
       </w:r>
     </w:p>
     <w:p>
@@ -535,27 +540,27 @@
     </w:p>
     <w:p>
       <w:r>
-        <w:t>python scripts/check_zai_api_fixed.py</w:t>
+        <w:t>.venv/bin/python scripts/check_deepseek_api.py</w:t>
       </w:r>
     </w:p>
     <w:p>
       <w:r>
-        <w:t>python -m pytest -q</w:t>
+        <w:t>.venv/bin/python -m pytest -q</w:t>
       </w:r>
     </w:p>
     <w:p>
       <w:r>
-        <w:t>python -m knowledge_gap_decision.run_experiment --quick</w:t>
+        <w:t>.venv/bin/python -m knowledge_gap_decision.run_experiment --quick</w:t>
       </w:r>
     </w:p>
     <w:p>
       <w:r>
-        <w:t>python -m knowledge_gap_decision.run_experiment --target-size 800</w:t>
+        <w:t>.venv/bin/python -m knowledge_gap_decision.run_experiment --target-size 800</w:t>
       </w:r>
     </w:p>
     <w:p>
       <w:r>
-        <w:t>python -m knowledge_gap_decision.report</w:t>
+        <w:t>.venv/bin/python -m knowledge_gap_decision.report</w:t>
       </w:r>
     </w:p>
     <w:p>

--- a/reports/final_report.docx
+++ b/reports/final_report.docx
@@ -20,7 +20,7 @@
     </w:p>
     <w:p>
       <w:r>
-        <w:t>本实验把知识缺口场景下的问答决策拆成两个输出：缺口类型和回答动作。项目构造了 800 条统一格式样本，按 group_id 做 6:2:2 划分，比较固定动作、检索阈值、自一致性、结构化特征分类器、文本分类器和 Full Method。在当前 full 运行中，Full Method 的 action macro-F1 为 1.000，综合效用为 0.942；Always Answer 的 action macro-F1 为 0.092，效用为 -1.800。实验能说明规则化动作空间比直接回答更安全，但也暴露出一个现实问题：合成样本的模板痕迹较强，部分分类器拿到满分，数据难度还不够。</w:t>
+        <w:t>本实验把知识缺口场景下的问答决策拆成两个输出：缺口类型和回答动作。项目构造了 800 条统一格式样本，按 group_id 做 6:2:2 划分，比较固定动作、检索阈值、自一致性、结构化特征分类器、文本分类器和 Full Method。在当前 full 运行中，Full Method 的 action macro-F1 为 0.945，综合效用为 0.875；Always Answer 的 action macro-F1 为 0.052，效用为 -2.404。实验能说明规则化动作空间比直接回答更安全；同时，新数据下各方法不再大面积满分，消融结果能更清楚地显示 self-consistency/不确定性特征的贡献。</w:t>
       </w:r>
     </w:p>
     <w:p>
@@ -88,12 +88,12 @@
     </w:p>
     <w:p>
       <w:r>
-        <w:t>本次运行构造样本数为 800。原计划中的 AmbigQA、ASQA、FreshQA 没有直接下载进入主流程；为了保证离线可跑，数据主要由 fallback 模板和课程/技术/校园场景样本组成。每条样本包含 `user_initial_query`、`dialogue_context`、`retrieved_evidence`、`candidate_answer`、`gap_type`、`gold_action`、`required_slots`、证据标签、时间敏感标记、错误前提标记和风险等级。</w:t>
+        <w:t>本次运行构造样本数为 800，生成模式为 `deepseek`。数据生成参考 AmbigQA/ASQA 的多解释问题、FreshQA 的动态事实、Sufficient Context 的证据充分性判断和 AbstentionBench 的拒答边界；DeepSeek 按受控 scenario 批量生成自然问题、对话上下文、检索证据和候选回答，代码负责类别配额、schema 校验、去重、group 划分和少量 fallback 补齐。每条样本包含 `user_initial_query`、`dialogue_context`、`retrieved_evidence`、`candidate_answer`、`gap_type`、`gold_action`、`required_slots`、证据标签、时间敏感标记、错误前提标记和风险等级。</w:t>
       </w:r>
     </w:p>
     <w:p>
       <w:r>
-        <w:t>划分使用固定随机种子 42，并按 `group_id` 划分，split 大小为 {'test': 160, 'train': 480, 'val': 160}。同一 group_id 只会进入一个 split，避免同源改写样本泄漏。</w:t>
+        <w:t>划分使用固定随机种子 42，并按 `group_id` 划分，split 大小为 {'test': 161, 'train': 483, 'val': 156}。同一 group_id 只会进入一个 split，避免同源改写样本泄漏。</w:t>
       </w:r>
     </w:p>
     <w:p>
@@ -113,62 +113,62 @@
     </w:p>
     <w:p>
       <w:r>
-        <w:t>| gap_type | sufficient_information | 218 |</w:t>
+        <w:t>| gap_type | sufficient_information | 137 |</w:t>
       </w:r>
     </w:p>
     <w:p>
       <w:r>
-        <w:t>| gap_type | ambiguous_question | 74 |</w:t>
+        <w:t>| gap_type | ambiguous_question | 75 |</w:t>
       </w:r>
     </w:p>
     <w:p>
       <w:r>
-        <w:t>| gap_type | user_info_missing | 74 |</w:t>
+        <w:t>| gap_type | user_info_missing | 62 |</w:t>
       </w:r>
     </w:p>
     <w:p>
       <w:r>
-        <w:t>| gap_type | time_sensitive | 146 |</w:t>
+        <w:t>| gap_type | evidence_missing | 212 |</w:t>
       </w:r>
     </w:p>
     <w:p>
       <w:r>
-        <w:t>| gap_type | false_premise | 72 |</w:t>
+        <w:t>| gap_type | time_sensitive | 74 |</w:t>
       </w:r>
     </w:p>
     <w:p>
       <w:r>
-        <w:t>| gap_type | evidence_missing | 144 |</w:t>
+        <w:t>| gap_type | false_premise | 86 |</w:t>
       </w:r>
     </w:p>
     <w:p>
       <w:r>
-        <w:t>| gap_type | high_risk_or_expert_needed | 72 |</w:t>
+        <w:t>| gap_type | high_risk_or_expert_needed | 154 |</w:t>
       </w:r>
     </w:p>
     <w:p>
       <w:r>
-        <w:t>| gold_action | answer | 218 |</w:t>
+        <w:t>| gold_action | answer | 137 |</w:t>
       </w:r>
     </w:p>
     <w:p>
       <w:r>
-        <w:t>| gold_action | ask | 148 |</w:t>
+        <w:t>| gold_action | ask | 137 |</w:t>
       </w:r>
     </w:p>
     <w:p>
       <w:r>
-        <w:t>| gold_action | retrieve | 218 |</w:t>
+        <w:t>| gold_action | retrieve | 212 |</w:t>
       </w:r>
     </w:p>
     <w:p>
       <w:r>
-        <w:t>| gold_action | challenge_premise | 72 |</w:t>
+        <w:t>| gold_action | challenge_premise | 86 |</w:t>
       </w:r>
     </w:p>
     <w:p>
       <w:r>
-        <w:t>| gold_action | abstain | 144 |</w:t>
+        <w:t>| gold_action | abstain | 228 |</w:t>
       </w:r>
     </w:p>
     <w:p>
@@ -181,12 +181,12 @@
     </w:p>
     <w:p>
       <w:r>
-        <w:t>整体流程包括：先标准化样本，再计算问题侧、证据侧和模型侧不确定性特征；随后训练 gap_type 分类器和 action 分类器，并在 Full Method 中使用规则优先级处理错误前提、高风险和时间敏感场景。申请书里写到的 BM25、embedding 相似度和 NLI 在当前实现中降级为 TF-IDF、token overlap、覆盖率和冲突启发式。Self-consistency 特征当前仍由离线模板扰动生成，记录在 `data/cache/llm_samples.jsonl`；Prompted LLM Baseline 在 API 可用时会调用 DeepSeek 生成结构化动作预测。</w:t>
+        <w:t>整体流程包括：先标准化样本，再计算问题侧、证据侧和模型侧不确定性特征；随后训练 gap_type 分类器和 action 分类器，并在 Full Method 中使用验证集从少量预定义配置里选择最稳的组合。申请书里写到的 BM25、embedding 相似度和 NLI 在当前实现中降级为 TF-IDF、token overlap、覆盖率和冲突启发式。为避免标签泄漏，`evidence_sufficiency_label`、`false_premise_flag`、`time_sensitive_flag`、`risk_level` 不再直接作为模型特征；Self-consistency 特征当前仍由离线扰动近似生成，记录在 `data/cache/llm_samples.jsonl`；Prompted LLM Baseline 在 API 可用时会调用 DeepSeek 生成结构化动作预测。</w:t>
       </w:r>
     </w:p>
     <w:p>
       <w:r>
-        <w:t>Full Method 的最终决策逻辑是：错误前提或证据冲突优先 `challenge_premise`，高风险优先 `abstain`，时间敏感优先 `retrieve`；如果用户问的是“资料能否证明/是否支持某结论”，而证据与候选肯定答案相冲突，则拒绝确认该结论；其他证据不足场景再根据用户条件缺失倾向选择 `ask` 或 `retrieve`。对 `ask` 样本，question utility ranker 生成候选追问，并按 slot coverage、预期不确定性降低、具体性、可回答性、礼貌性和诱导性惩罚排序。</w:t>
+        <w:t>Full Method 的配置选择写入 `results/full_method_selection.json`，本次验证集选择为 `no_evidence_side_features`。最终决策以结构化特征分类器为主，只保留保守的安全覆盖；对 `ask` 样本，question utility ranker 生成候选追问，并按 slot coverage、预期不确定性降低、具体性、可回答性、礼貌性和诱导性惩罚排序。</w:t>
       </w:r>
     </w:p>
     <w:p>
@@ -232,57 +232,57 @@
     </w:p>
     <w:p>
       <w:r>
-        <w:t>| Always Answer | ok | 0.066 | 0.092 | 0.300 | 0.700 | -1.800 |</w:t>
+        <w:t>| Always Answer | ok | 0.037 | 0.052 | 0.149 | 0.851 | -2.404 |</w:t>
       </w:r>
     </w:p>
     <w:p>
       <w:r>
-        <w:t>| Always Ask | ok | 0.066 | 0.067 | 0.200 | 0 | -0.140 |</w:t>
+        <w:t>| Always Ask | ok | 0.057 | 0.056 | 0.161 | 0 | -0.190 |</w:t>
       </w:r>
     </w:p>
     <w:p>
       <w:r>
-        <w:t>| RAG Similarity Threshold | ok | 0.381 | 0.397 | 0.438 | 0 | 0.321 |</w:t>
+        <w:t>| RAG Similarity Threshold | ok | 0.310 | 0.358 | 0.429 | 0 | 0.328 |</w:t>
       </w:r>
     </w:p>
     <w:p>
       <w:r>
-        <w:t>| Self-Consistency Baseline | ok | 0.568 | 0.545 | 0.525 | 0 | 0.420 |</w:t>
+        <w:t>| Self-Consistency Baseline | ok | 0.342 | 0.360 | 0.466 | 0 | 0.352 |</w:t>
       </w:r>
     </w:p>
     <w:p>
       <w:r>
-        <w:t>| Prompted LLM Baseline | ok | 0.748 | 0.773 | 0.800 | 0 | 0.700 |</w:t>
+        <w:t>| Prompted LLM Baseline | ok | 0.594 | 0.650 | 0.652 | 0.118 | 0.208 |</w:t>
       </w:r>
     </w:p>
     <w:p>
       <w:r>
-        <w:t>| Logistic Regression | ok | 1 | 1 | 1 | 0 | 0.942 |</w:t>
+        <w:t>| Logistic Regression | ok | 0.721 | 0.842 | 0.826 | 0 | 0.761 |</w:t>
       </w:r>
     </w:p>
     <w:p>
       <w:r>
-        <w:t>| Random Forest | ok | 1 | 1 | 1 | 0 | 0.942 |</w:t>
+        <w:t>| Random Forest | ok | 0.872 | 0.942 | 0.925 | 0 | 0.858 |</w:t>
       </w:r>
     </w:p>
     <w:p>
       <w:r>
-        <w:t>| GBDT | ok | 1 | 1 | 1 | 0 | 0.942 |</w:t>
+        <w:t>| GBDT | ok | 0.900 | 0.939 | 0.925 | 0 | 0.854 |</w:t>
       </w:r>
     </w:p>
     <w:p>
       <w:r>
-        <w:t>| Text Encoder Classifier | ok | 1 | 1 | 1 | 0 | 0.942 |</w:t>
+        <w:t>| Text Encoder Classifier | ok | 0.426 | 0.460 | 0.516 | 0.019 | 0.349 |</w:t>
       </w:r>
     </w:p>
     <w:p>
       <w:r>
-        <w:t>| Full Method | ok | 1 | 1 | 1 | 0 | 0.942 |</w:t>
+        <w:t>| Full Method | ok | 0.810 | 0.945 | 0.938 | 0 | 0.875 |</w:t>
       </w:r>
     </w:p>
     <w:p>
       <w:r>
-        <w:t>Full Method 的 action macro-F1 为 1.000，action accuracy 为 1.000，wrong answer rate 为 0.000，综合效用为 0.942。相比 Always Answer，Full Method 的效用提升为 2.742；相比 RAG 阈值法，效用差值为 0.622。固定回答策略的错误主要来自把追问、检索、拒答和纠错样本都硬答掉。另一方面，Logistic Regression、Random Forest、GBDT 和文本分类器全部达到 1.0，这更像是数据模板清晰造成的“容易题”，不能被解读为模型已经解决真实开放问答。</w:t>
+        <w:t>Full Method 的 action macro-F1 为 0.945，action accuracy 为 0.938，wrong answer rate 为 0.000，综合效用为 0.875。相比 Always Answer，Full Method 的效用提升为 3.279；相比 RAG 阈值法，效用差值为 0.547。固定回答策略的错误主要来自把追问、检索、拒答和纠错样本都硬答掉。新数据下 Prompted LLM Baseline、文本分类器和传统结构化模型之间拉开了差距，说明任务不再只是模板记忆。</w:t>
       </w:r>
     </w:p>
     <w:p>
@@ -310,37 +310,37 @@
     </w:p>
     <w:p>
       <w:r>
-        <w:t>| Full - no gap type classifier | 1 | 1 | 0.942 | 0 | 0 |</w:t>
+        <w:t>| Full - no gap type classifier | 0.916 | 0.827 | 0.841 | -0.029 | -0.034 |</w:t>
       </w:r>
     </w:p>
     <w:p>
       <w:r>
-        <w:t>| Full - no evidence sufficiency verifier | 1 | 1 | 0.942 | 0 | 0 |</w:t>
+        <w:t>| Full - no evidence sufficiency verifier | 0.922 | 0.832 | 0.848 | -0.022 | -0.027 |</w:t>
       </w:r>
     </w:p>
     <w:p>
       <w:r>
-        <w:t>| Full - no self-consistency features | 1 | 1 | 0.942 | 0 | 0 |</w:t>
+        <w:t>| Full - no self-consistency features | 0.617 | 0.598 | 0.303 | -0.328 | -0.572 |</w:t>
       </w:r>
     </w:p>
     <w:p>
       <w:r>
-        <w:t>| Full - no question utility ranker | 1 | 1 | 0.942 | 0 | 0 |</w:t>
+        <w:t>| Full - no question utility ranker | 0.916 | 0.827 | 0.841 | -0.029 | -0.034 |</w:t>
       </w:r>
     </w:p>
     <w:p>
       <w:r>
-        <w:t>| Full - no evidence-side features | 1 | 1 | 0.942 | 0 | 0 |</w:t>
+        <w:t>| Full - no evidence-side features | 0.945 | 0.810 | 0.875 | 0 | 0 |</w:t>
       </w:r>
     </w:p>
     <w:p>
       <w:r>
-        <w:t>| Full - no model uncertainty features | 1 | 1 | 0.942 | 0 | 0 |</w:t>
+        <w:t>| Full - no model uncertainty features | 0.617 | 0.598 | 0.303 | -0.328 | -0.572 |</w:t>
       </w:r>
     </w:p>
     <w:p>
       <w:r>
-        <w:t>这一组消融没有改变动作分数。我的理解是：当前数据模板的提示词和标签边界过于清楚，随机森林动作分类器单独就能学到主要模式，所以额外规则、gap_type 输出和 self-consistency 特征没有在测试集上拉开差距。这不是“所有模块都没用”的证明，只说明现在的数据还不够难。</w:t>
+        <w:t>`Full - no self-consistency features` 的分数下降 0.572，这部分模块对当前决策边界有实际贡献。其余变体没有造成可见变化，主要原因仍是合成数据模式较强。</w:t>
       </w:r>
     </w:p>
     <w:p>
@@ -360,22 +360,22 @@
     </w:p>
     <w:p>
       <w:r>
-        <w:t>| 13 | 160 | 1 | 1 | 1 | 0 | 0.947 |</w:t>
+        <w:t>| 13 | 160 | 0.859 | 0.835 | 0.875 | 0 | 0.816 |</w:t>
       </w:r>
     </w:p>
     <w:p>
       <w:r>
-        <w:t>| 42 | 160 | 1 | 1 | 1 | 0 | 0.942 |</w:t>
+        <w:t>| 42 | 160 | 0.885 | 0.806 | 0.875 | 0 | 0.810 |</w:t>
       </w:r>
     </w:p>
     <w:p>
       <w:r>
-        <w:t>| 101 | 160 | 1 | 1 | 1 | 0 | 0.947 |</w:t>
+        <w:t>| 101 | 160 | 0.881 | 0.836 | 0.863 | 0 | 0.802 |</w:t>
       </w:r>
     </w:p>
     <w:p>
       <w:r>
-        <w:t>三组随机划分下，Full Method 的 action macro-F1 均值为 1.000，标准差为 0.000；综合效用均值为 0.945，标准差为 0.002。这个稳定性主要来自模板数据的规律性，不能外推为真实用户分布下同样稳定。</w:t>
+        <w:t>三组随机划分下，Full Method 的 action macro-F1 均值为 0.826，标准差为 0.014；综合效用均值为 0.809，标准差为 0.006。这个稳定性来自同一生成协议下的样本分布，不能外推为真实用户分布下同样稳定。</w:t>
       </w:r>
     </w:p>
     <w:p>
@@ -398,47 +398,47 @@
     </w:p>
     <w:p>
       <w:r>
-        <w:t>| Full Method vs Always Answer | 0.908 | 0.891 | 0.927 | 0 | 0 | 112 | 110.009 | 0 |</w:t>
+        <w:t>| Full Method vs Always Answer | 0.892 | 0.853 | 0.926 | 0 | 0 | 127 | 125.008 | 0 |</w:t>
       </w:r>
     </w:p>
     <w:p>
       <w:r>
-        <w:t>| Full Method vs Always Ask | 0.933 | 0.917 | 0.952 | 0 | 0 | 128 | 126.008 | 0 |</w:t>
+        <w:t>| Full Method vs Always Ask | 0.888 | 0.849 | 0.922 | 0 | 0 | 125 | 123.008 | 0 |</w:t>
       </w:r>
     </w:p>
     <w:p>
       <w:r>
-        <w:t>| Full Method vs RAG Similarity Threshold | 0.609 | 0.532 | 0.684 | 0 | 0 | 90 | 88.011 | 0 |</w:t>
+        <w:t>| Full Method vs RAG Similarity Threshold | 0.586 | 0.517 | 0.654 | 0 | 3 | 85 | 74.557 | 0 |</w:t>
       </w:r>
     </w:p>
     <w:p>
       <w:r>
-        <w:t>| Full Method vs Self-Consistency Baseline | 0.461 | 0.393 | 0.528 | 0 | 0 | 76 | 74.013 | 0 |</w:t>
+        <w:t>| Full Method vs Self-Consistency Baseline | 0.585 | 0.515 | 0.662 | 0 | 2 | 78 | 70.312 | 0 |</w:t>
       </w:r>
     </w:p>
     <w:p>
       <w:r>
-        <w:t>| Full Method vs Prompted LLM Baseline | 0.232 | 0.160 | 0.300 | 0 | 0 | 32 | 30.031 | 0.000 |</w:t>
+        <w:t>| Full Method vs Prompted LLM Baseline | 0.297 | 0.217 | 0.376 | 0 | 4 | 50 | 37.500 | 0.000 |</w:t>
       </w:r>
     </w:p>
     <w:p>
       <w:r>
-        <w:t>| Full Method vs Logistic Regression | 0 | 0 | 0 | 1 | 0 | 0 | 0 | 1 |</w:t>
+        <w:t>| Full Method vs Logistic Regression | 0.103 | 0.058 | 0.150 | 0 | 1 | 19 | 14.450 | 0.000 |</w:t>
       </w:r>
     </w:p>
     <w:p>
       <w:r>
-        <w:t>| Full Method vs Random Forest | 0 | 0 | 0 | 1 | 0 | 0 | 0 | 1 |</w:t>
+        <w:t>| Full Method vs Random Forest | 0.003 | -0.028 | 0.032 | 0.752 | 3 | 5 | 0.125 | 0.724 |</w:t>
       </w:r>
     </w:p>
     <w:p>
       <w:r>
-        <w:t>| Full Method vs GBDT | 0 | 0 | 0 | 1 | 0 | 0 | 0 | 1 |</w:t>
+        <w:t>| Full Method vs GBDT | 0.006 | -0.025 | 0.036 | 0.644 | 2 | 4 | 0.167 | 0.683 |</w:t>
       </w:r>
     </w:p>
     <w:p>
       <w:r>
-        <w:t>| Full Method vs Text Encoder Classifier | 0 | 0 | 0 | 1 | 0 | 0 | 0 | 1 |</w:t>
+        <w:t>| Full Method vs Text Encoder Classifier | 0.487 | 0.395 | 0.571 | 0 | 6 | 74 | 56.112 | 0.000 |</w:t>
       </w:r>
     </w:p>
     <w:p>
@@ -456,12 +456,196 @@
     </w:p>
     <w:p>
       <w:r>
-        <w:t>错误分析文件为 `results/error_analysis.md`。脚本现在只记录真实且去重后的错误，不再为了凑满 20 条复制案例。本次运行没有真实动作预测错误，因此只保留原因说明。</w:t>
+        <w:t>错误分析文件为 `results/error_analysis.md`。脚本现在只记录真实且去重后的错误，不再为了凑满 20 条复制案例。下面列出自动抽样中的前几个案例：</w:t>
       </w:r>
     </w:p>
     <w:p>
       <w:r>
-        <w:t>Full Method 在当前测试集没有动作预测错误。这个结果不代表真实场景已经解决，主要说明当前合成模板的边界比较清楚。后续应加入真实问句或更接近真实噪声的改写样本继续检查。</w:t>
+        <w:t>错误类别计数：</w:t>
+      </w:r>
+    </w:p>
+    <w:p>
+      <w:pPr>
+        <w:pStyle w:val="ListBullet"/>
+      </w:pPr>
+      <w:r>
+        <w:t>其他动作混淆: 9</w:t>
+      </w:r>
+    </w:p>
+    <w:p>
+      <w:pPr>
+        <w:pStyle w:val="ListBullet"/>
+      </w:pPr>
+      <w:r>
+        <w:t>time-sensitive 未触发 retrieve: 1</w:t>
+      </w:r>
+    </w:p>
+    <w:p>
+      <w:pPr>
+        <w:pStyle w:val="Heading2"/>
+      </w:pPr>
+      <w:r>
+        <w:t>案例 1: 其他动作混淆</w:t>
+      </w:r>
+    </w:p>
+    <w:p>
+      <w:pPr>
+        <w:pStyle w:val="ListBullet"/>
+      </w:pPr>
+      <w:r>
+        <w:t>query: What is the procedure to apply for a parking permit on campus?</w:t>
+      </w:r>
+    </w:p>
+    <w:p>
+      <w:pPr>
+        <w:pStyle w:val="ListBullet"/>
+      </w:pPr>
+      <w:r>
+        <w:t>gold: evidence_missing / retrieve</w:t>
+      </w:r>
+    </w:p>
+    <w:p>
+      <w:pPr>
+        <w:pStyle w:val="ListBullet"/>
+      </w:pPr>
+      <w:r>
+        <w:t>predicted: evidence_missing / abstain</w:t>
+      </w:r>
+    </w:p>
+    <w:p>
+      <w:pPr>
+        <w:pStyle w:val="ListBullet"/>
+      </w:pPr>
+      <w:r>
+        <w:t>key_features: {"ev_sufficiency_score": 0.35, "ev_contradiction_proxy": 0.0, "q_has_time_words": 0, "q_has_high_risk_keywords": 0, "sc_self_consistency_score": 0.243}</w:t>
+      </w:r>
+    </w:p>
+    <w:p>
+      <w:pPr>
+        <w:pStyle w:val="ListBullet"/>
+      </w:pPr>
+      <w:r>
+        <w:t>改进建议: 检查该类样本的标签边界，并补充相邻动作的对比样本。</w:t>
+      </w:r>
+    </w:p>
+    <w:p>
+      <w:pPr>
+        <w:pStyle w:val="Heading2"/>
+      </w:pPr>
+      <w:r>
+        <w:t>案例 2: 其他动作混淆</w:t>
+      </w:r>
+    </w:p>
+    <w:p>
+      <w:pPr>
+        <w:pStyle w:val="ListBullet"/>
+      </w:pPr>
+      <w:r>
+        <w:t>query: 清华大学今年是不是取消了文科专业？</w:t>
+      </w:r>
+    </w:p>
+    <w:p>
+      <w:pPr>
+        <w:pStyle w:val="ListBullet"/>
+      </w:pPr>
+      <w:r>
+        <w:t>gold: false_premise / challenge_premise</w:t>
+      </w:r>
+    </w:p>
+    <w:p>
+      <w:pPr>
+        <w:pStyle w:val="ListBullet"/>
+      </w:pPr>
+      <w:r>
+        <w:t>predicted: time_sensitive / retrieve</w:t>
+      </w:r>
+    </w:p>
+    <w:p>
+      <w:pPr>
+        <w:pStyle w:val="ListBullet"/>
+      </w:pPr>
+      <w:r>
+        <w:t>key_features: {"ev_sufficiency_score": 0.041, "ev_contradiction_proxy": 1.0, "q_has_time_words": 1, "q_has_high_risk_keywords": 0, "sc_self_consistency_score": 0.284}</w:t>
+      </w:r>
+    </w:p>
+    <w:p>
+      <w:pPr>
+        <w:pStyle w:val="ListBullet"/>
+      </w:pPr>
+      <w:r>
+        <w:t>改进建议: 检查该类样本的标签边界，并补充相邻动作的对比样本。</w:t>
+      </w:r>
+    </w:p>
+    <w:p>
+      <w:pPr>
+        <w:pStyle w:val="Heading2"/>
+      </w:pPr>
+      <w:r>
+        <w:t>案例 3: 其他动作混淆</w:t>
+      </w:r>
+    </w:p>
+    <w:p>
+      <w:pPr>
+        <w:pStyle w:val="ListBullet"/>
+      </w:pPr>
+      <w:r>
+        <w:t>query: 我家的服务器经常蓝屏，可能是内存问题，我该换哪款内存条？</w:t>
+      </w:r>
+    </w:p>
+    <w:p>
+      <w:pPr>
+        <w:pStyle w:val="ListBullet"/>
+      </w:pPr>
+      <w:r>
+        <w:t>gold: high_risk_or_expert_needed / abstain</w:t>
+      </w:r>
+    </w:p>
+    <w:p>
+      <w:pPr>
+        <w:pStyle w:val="ListBullet"/>
+      </w:pPr>
+      <w:r>
+        <w:t>predicted: false_premise / challenge_premise</w:t>
+      </w:r>
+    </w:p>
+    <w:p>
+      <w:pPr>
+        <w:pStyle w:val="ListBullet"/>
+      </w:pPr>
+      <w:r>
+        <w:t>key_features: {"ev_sufficiency_score": 0.255, "ev_contradiction_proxy": 0.0, "q_has_time_words": 0, "q_has_high_risk_keywords": 0, "sc_self_consistency_score": 0.259}</w:t>
+      </w:r>
+    </w:p>
+    <w:p>
+      <w:pPr>
+        <w:pStyle w:val="ListBullet"/>
+      </w:pPr>
+      <w:r>
+        <w:t>改进建议: 检查该类样本的标签边界，并补充相邻动作的对比样本。</w:t>
+      </w:r>
+    </w:p>
+    <w:p>
+      <w:pPr>
+        <w:pStyle w:val="Heading2"/>
+      </w:pPr>
+      <w:r>
+        <w:t>案例 4: 其他动作混淆</w:t>
+      </w:r>
+    </w:p>
+    <w:p>
+      <w:pPr>
+        <w:pStyle w:val="ListBullet"/>
+      </w:pPr>
+      <w:r>
+        <w:t>query: 根据这些信息，这款手机防水吗？</w:t>
+      </w:r>
+    </w:p>
+    <w:p>
+      <w:pPr>
+        <w:pStyle w:val="ListBullet"/>
+      </w:pPr>
+      <w:r>
+        <w:t>gold: evidence_missing / abstain</w:t>
       </w:r>
     </w:p>
     <w:p>
@@ -474,7 +658,7 @@
     </w:p>
     <w:p>
       <w:r>
-        <w:t>本实验完成了一个可复现的动作决策流程：数据构造、特征、模型、对照、消融、显著性检验和错误分析都能从脚本生成。当前结果支持一个比较朴素的结论：在知识缺口场景下，把“是否回答”拆成更细的动作标签，比默认直接回答更稳。更大的问题也很明显：模板数据太整齐，满分分类器说明任务区分度不足。后续最该补的不是再换一个模型，而是真实问句、噪声证据和更难的近邻标签样本。</w:t>
+        <w:t>本实验完成了一个可复现的动作决策流程：DeepSeek 数据生成、特征、模型、对照、消融、显著性检验和错误分析都能从脚本生成。当前结果支持一个比较朴素的结论：在知识缺口场景下，把“是否回答”拆成更细的动作标签，比默认直接回答更稳；不确定性/self-consistency 特征是本次 Full Method 的主要增益来源。</w:t>
       </w:r>
     </w:p>
     <w:p>
@@ -490,7 +674,15 @@
         <w:pStyle w:val="ListBullet"/>
       </w:pPr>
       <w:r>
-        <w:t>数据多为构造或半自动构造，真实用户分布可能不同；这也是分类器满分的主要原因。</w:t>
+        <w:t>数据由 DeepSeek 按受控 scenario 生成，并非真实线上用户日志；真实用户分布可能不同。</w:t>
+      </w:r>
+    </w:p>
+    <w:p>
+      <w:pPr>
+        <w:pStyle w:val="ListBullet"/>
+      </w:pPr>
+      <w:r>
+        <w:t>数据生成仍可能出现轻微标签噪声，因此代码加入了 schema 校验、高风险一致性修复、去重和 fallback 补齐。</w:t>
       </w:r>
     </w:p>
     <w:p>

--- a/reports/final_report.docx
+++ b/reports/final_report.docx
@@ -20,7 +20,7 @@
     </w:p>
     <w:p>
       <w:r>
-        <w:t>本实验把知识缺口场景下的问答决策拆成两个输出：缺口类型和回答动作。项目构造了 800 条统一格式样本，按 group_id 做 6:2:2 划分，比较固定动作、检索阈值、自一致性、结构化特征分类器、文本分类器和 Full Method。在当前 full 运行中，Full Method 的 action macro-F1 为 0.945，综合效用为 0.875；Always Answer 的 action macro-F1 为 0.052，效用为 -2.404。实验能说明规则化动作空间比直接回答更安全；同时，新数据下各方法不再大面积满分，消融结果能更清楚地显示 self-consistency/不确定性特征的贡献。</w:t>
+        <w:t>本实验把知识缺口场景下的问答决策拆成两个输出：缺口类型和回答动作。项目构造了 800 条统一格式样本，按 group_id 做 6:2:2 划分，比较固定动作、检索阈值、自一致性、结构化特征分类器、文本分类器和 Full Method。在当前 full 运行中，Full Method 的 action macro-F1 为 0.685，综合效用为 0.355；Always Answer 的 action macro-F1 为 0.052，效用为 -2.404。实验能说明规则化动作空间比直接回答更安全；同时，新数据下各方法不再大面积满分，消融结果能更清楚地显示 self-consistency/不确定性特征的贡献。</w:t>
       </w:r>
     </w:p>
     <w:p>
@@ -75,7 +75,7 @@
     </w:p>
     <w:p>
       <w:r>
-        <w:t>AmbigQA 和 ASQA 提醒我：很多问题并不是缺一个答案，而是问题本身有多种解释。FreshQA 处理动态事实，正好对应本实验里的 `time_sensitive -&gt; retrieve`。SelfCheckGPT 用多次采样的一致性检查幻觉，我这里只做了离线扰动版，不能等同于真实 LLM 采样。Self-RAG 把检索纳入生成控制，本实验进一步把检索、追问、拒答和纠错都放进动作标签。Sufficient Context 和 AbstentionBench 相关工作则对应另两个边界：证据是否足够，以及模型什么时候应该停下来不答。</w:t>
+        <w:t>AmbigQA 和 ASQA 提醒我：很多问题并不是缺一个答案，而是问题本身有多种解释。FreshQA 处理动态事实，正好对应本实验里的 `time_sensitive -&gt; retrieve`。SelfCheckGPT 用多次采样的一致性检查幻觉，本实验也用 DeepSeek 多次采样得到动作投票和短理由一致性特征。Self-RAG 把检索纳入生成控制，本实验进一步把检索、追问、拒答和纠错都放进动作标签。Sufficient Context 和 AbstentionBench 相关工作则对应另两个边界：证据是否足够，以及模型什么时候应该停下来不答。</w:t>
       </w:r>
     </w:p>
     <w:p>
@@ -181,12 +181,12 @@
     </w:p>
     <w:p>
       <w:r>
-        <w:t>整体流程包括：先标准化样本，再计算问题侧、证据侧和模型侧不确定性特征；随后训练 gap_type 分类器和 action 分类器，并在 Full Method 中使用验证集从少量预定义配置里选择最稳的组合。申请书里写到的 BM25、embedding 相似度和 NLI 在当前实现中降级为 TF-IDF、token overlap、覆盖率和冲突启发式。为避免标签泄漏，`evidence_sufficiency_label`、`false_premise_flag`、`time_sensitive_flag`、`risk_level` 不再直接作为模型特征；Self-consistency 特征当前仍由离线扰动近似生成，记录在 `data/cache/llm_samples.jsonl`；Prompted LLM Baseline 在 API 可用时会调用 DeepSeek 生成结构化动作预测。</w:t>
+        <w:t>整体流程包括：先标准化样本，再计算问题侧、证据侧和模型侧不确定性特征；随后训练 gap_type 分类器和 action 分类器，并在 Full Method 中使用验证集从少量预定义配置里选择最稳的组合。申请书里写到的 BM25、embedding 相似度和 NLI 在当前实现中降级为 TF-IDF、token overlap、覆盖率和冲突启发式。为避免标签泄漏，`evidence_sufficiency_label`、`false_premise_flag`、`time_sensitive_flag`、`risk_level` 不再直接作为模型特征；Self-consistency 特征由 DeepSeek 基于四个输入字段多次采样生成，记录在 `data/cache/llm_self_consistency.jsonl`，缓存条目不包含 `gap_type`、`gold_action`、`final_answer`、`gold_clarifying_question` 或 `required_slots`。</w:t>
       </w:r>
     </w:p>
     <w:p>
       <w:r>
-        <w:t>Full Method 的配置选择写入 `results/full_method_selection.json`，本次验证集选择为 `no_evidence_side_features`。最终决策以结构化特征分类器为主，只保留保守的安全覆盖；对 `ask` 样本，question utility ranker 生成候选追问，并按 slot coverage、预期不确定性降低、具体性、可回答性、礼貌性和诱导性惩罚排序。</w:t>
+        <w:t>Full Method 的配置选择写入 `results/full_method_selection.json`，本次验证集选择为 `no_evidence_sufficiency_verifier`。最终决策以结构化特征分类器为主，只保留保守的安全覆盖；对 `ask` 样本，question utility ranker 生成候选追问，并按 slot coverage、预期不确定性降低、具体性、可回答性、礼貌性和诱导性惩罚排序。</w:t>
       </w:r>
     </w:p>
     <w:p>
@@ -199,12 +199,12 @@
     </w:p>
     <w:p>
       <w:r>
-        <w:t>运行模式：full。训练/验证/测试比例为 6:2:2，随机种子为 42。运行环境为 Python 3.14.3 / Darwin。deepseek 模型：deepseek-v4-flash；API key 是否存在：True；API 是否通过严格 JSON 探测：True。本次 API 状态说明：DeepSeek API available.</w:t>
+        <w:t>运行模式：full。训练/验证/测试比例为 6:2:2，随机种子为 42。运行环境为 Python 3.14.3 / Darwin。deepseek 模型：deepseek-v4-flash；API key 是否存在：True；API 是否通过严格 JSON 探测：True。本次 API 状态说明：DeepSeek API available; LLM self-consistency features use cached or newly sampled model outputs. 如果没有 API key、探测失败或批量调用失败，实验会直接停止，不再使用离线回退特征。</w:t>
       </w:r>
     </w:p>
     <w:p>
       <w:r>
-        <w:t>对照方法包括 Always Answer、Always Ask、RAG Similarity Threshold、Self-Consistency Baseline、Prompted LLM Baseline、Logistic Regression、Random Forest、GBDT、TF-IDF Text Encoder Classifier 和 Full Method。Prompted LLM Baseline 的本次状态为 `ok`；只有状态为 `ok` 时才进入有效方法排序、效用图和显著性检验。</w:t>
+        <w:t>对照方法包括 Always Answer、Always Ask、RAG Similarity Threshold、Self-Consistency Baseline、Prompted LLM Baseline、Logistic Regression、Random Forest、GBDT、TF-IDF Text Encoder Classifier 和 Full Method。Prompted LLM Baseline 的本次状态为 `ok`；LLM 调用失败会中止实验，而不是用默认动作补齐。</w:t>
       </w:r>
     </w:p>
     <w:p>
@@ -247,7 +247,7 @@
     </w:p>
     <w:p>
       <w:r>
-        <w:t>| Self-Consistency Baseline | ok | 0.342 | 0.360 | 0.466 | 0 | 0.352 |</w:t>
+        <w:t>| Self-Consistency Baseline | ok | 0.306 | 0.287 | 0.422 | 0.006 | 0.297 |</w:t>
       </w:r>
     </w:p>
     <w:p>
@@ -257,17 +257,17 @@
     </w:p>
     <w:p>
       <w:r>
-        <w:t>| Logistic Regression | ok | 0.721 | 0.842 | 0.826 | 0 | 0.761 |</w:t>
+        <w:t>| Logistic Regression | ok | 0.668 | 0.747 | 0.758 | 0.062 | 0.493 |</w:t>
       </w:r>
     </w:p>
     <w:p>
       <w:r>
-        <w:t>| Random Forest | ok | 0.872 | 0.942 | 0.925 | 0 | 0.858 |</w:t>
+        <w:t>| Random Forest | ok | 0.658 | 0.712 | 0.733 | 0.087 | 0.375 |</w:t>
       </w:r>
     </w:p>
     <w:p>
       <w:r>
-        <w:t>| GBDT | ok | 0.900 | 0.939 | 0.925 | 0 | 0.854 |</w:t>
+        <w:t>| GBDT | ok | 0.642 | 0.707 | 0.727 | 0.068 | 0.419 |</w:t>
       </w:r>
     </w:p>
     <w:p>
@@ -277,12 +277,12 @@
     </w:p>
     <w:p>
       <w:r>
-        <w:t>| Full Method | ok | 0.810 | 0.945 | 0.938 | 0 | 0.875 |</w:t>
+        <w:t>| Full Method | ok | 0.626 | 0.685 | 0.714 | 0.087 | 0.355 |</w:t>
       </w:r>
     </w:p>
     <w:p>
       <w:r>
-        <w:t>Full Method 的 action macro-F1 为 0.945，action accuracy 为 0.938，wrong answer rate 为 0.000，综合效用为 0.875。相比 Always Answer，Full Method 的效用提升为 3.279；相比 RAG 阈值法，效用差值为 0.547。固定回答策略的错误主要来自把追问、检索、拒答和纠错样本都硬答掉。新数据下 Prompted LLM Baseline、文本分类器和传统结构化模型之间拉开了差距，说明任务不再只是模板记忆。</w:t>
+        <w:t>Full Method 的 action macro-F1 为 0.685，action accuracy 为 0.714，wrong answer rate 为 0.087，综合效用为 0.355。相比 Always Answer，Full Method 的效用提升为 2.759；相比 RAG 阈值法，效用差值为 0.028。固定回答策略的错误主要来自把追问、检索、拒答和纠错样本都硬答掉。新数据下 Prompted LLM Baseline、文本分类器和传统结构化模型之间拉开了差距，说明任务不再只是模板记忆。</w:t>
       </w:r>
     </w:p>
     <w:p>
@@ -310,37 +310,37 @@
     </w:p>
     <w:p>
       <w:r>
-        <w:t>| Full - no gap type classifier | 0.916 | 0.827 | 0.841 | -0.029 | -0.034 |</w:t>
+        <w:t>| Full - no gap type classifier | 0.685 | 0.627 | 0.390 | -0.001 | 0.035 |</w:t>
       </w:r>
     </w:p>
     <w:p>
       <w:r>
-        <w:t>| Full - no evidence sufficiency verifier | 0.922 | 0.832 | 0.848 | -0.022 | -0.027 |</w:t>
+        <w:t>| Full - no evidence sufficiency verifier | 0.685 | 0.626 | 0.355 | 0 | 0 |</w:t>
       </w:r>
     </w:p>
     <w:p>
       <w:r>
-        <w:t>| Full - no self-consistency features | 0.617 | 0.598 | 0.303 | -0.328 | -0.572 |</w:t>
+        <w:t>| Full - no self-consistency features | 0.610 | 0.590 | 0.294 | -0.075 | -0.061 |</w:t>
       </w:r>
     </w:p>
     <w:p>
       <w:r>
-        <w:t>| Full - no question utility ranker | 0.916 | 0.827 | 0.841 | -0.029 | -0.034 |</w:t>
+        <w:t>| Full - no question utility ranker | 0.685 | 0.627 | 0.390 | -0.001 | 0.035 |</w:t>
       </w:r>
     </w:p>
     <w:p>
       <w:r>
-        <w:t>| Full - no evidence-side features | 0.945 | 0.810 | 0.875 | 0 | 0 |</w:t>
+        <w:t>| Full - no evidence-side features | 0.665 | 0.577 | 0.305 | -0.021 | -0.050 |</w:t>
       </w:r>
     </w:p>
     <w:p>
       <w:r>
-        <w:t>| Full - no model uncertainty features | 0.617 | 0.598 | 0.303 | -0.328 | -0.572 |</w:t>
+        <w:t>| Full - no model uncertainty features | 0.610 | 0.590 | 0.294 | -0.075 | -0.061 |</w:t>
       </w:r>
     </w:p>
     <w:p>
       <w:r>
-        <w:t>`Full - no self-consistency features` 的分数下降 0.572，这部分模块对当前决策边界有实际贡献。其余变体没有造成可见变化，主要原因仍是合成数据模式较强。</w:t>
+        <w:t>`Full - no gap type classifier` 的分数反而高出 Full Method 0.035，说明 Full Method 的人工规则在这批样本上有过度干预。`Full - no self-consistency features` 的分数下降 0.061，这部分模块对当前决策边界有实际贡献。其余变体没有造成可见变化，主要原因仍是合成数据模式较强。</w:t>
       </w:r>
     </w:p>
     <w:p>
@@ -398,47 +398,47 @@
     </w:p>
     <w:p>
       <w:r>
-        <w:t>| Full Method vs Always Answer | 0.892 | 0.853 | 0.926 | 0 | 0 | 127 | 125.008 | 0 |</w:t>
+        <w:t>| Full Method vs Always Answer | 0.630 | 0.551 | 0.701 | 0 | 5 | 96 | 80.198 | 0 |</w:t>
       </w:r>
     </w:p>
     <w:p>
       <w:r>
-        <w:t>| Full Method vs Always Ask | 0.888 | 0.849 | 0.922 | 0 | 0 | 125 | 123.008 | 0 |</w:t>
+        <w:t>| Full Method vs Always Ask | 0.626 | 0.543 | 0.698 | 0 | 8 | 97 | 73.752 | 0 |</w:t>
       </w:r>
     </w:p>
     <w:p>
       <w:r>
-        <w:t>| Full Method vs RAG Similarity Threshold | 0.586 | 0.517 | 0.654 | 0 | 3 | 85 | 74.557 | 0 |</w:t>
+        <w:t>| Full Method vs RAG Similarity Threshold | 0.325 | 0.230 | 0.423 | 0 | 14 | 60 | 27.365 | 0.000 |</w:t>
       </w:r>
     </w:p>
     <w:p>
       <w:r>
-        <w:t>| Full Method vs Self-Consistency Baseline | 0.585 | 0.515 | 0.662 | 0 | 2 | 78 | 70.312 | 0 |</w:t>
+        <w:t>| Full Method vs Self-Consistency Baseline | 0.397 | 0.305 | 0.486 | 0 | 9 | 56 | 32.554 | 0.000 |</w:t>
       </w:r>
     </w:p>
     <w:p>
       <w:r>
-        <w:t>| Full Method vs Prompted LLM Baseline | 0.297 | 0.217 | 0.376 | 0 | 4 | 50 | 37.500 | 0.000 |</w:t>
+        <w:t>| Full Method vs Prompted LLM Baseline | 0.036 | -0.048 | 0.116 | 0.368 | 17 | 27 | 1.841 | 0.175 |</w:t>
       </w:r>
     </w:p>
     <w:p>
       <w:r>
-        <w:t>| Full Method vs Logistic Regression | 0.103 | 0.058 | 0.150 | 0 | 1 | 19 | 14.450 | 0.000 |</w:t>
+        <w:t>| Full Method vs Logistic Regression | -0.062 | -0.141 | 0.010 | 0.100 | 21 | 14 | 1.029 | 0.310 |</w:t>
       </w:r>
     </w:p>
     <w:p>
       <w:r>
-        <w:t>| Full Method vs Random Forest | 0.003 | -0.028 | 0.032 | 0.752 | 3 | 5 | 0.125 | 0.724 |</w:t>
+        <w:t>| Full Method vs Random Forest | -0.026 | -0.060 | 0 | 0.102 | 3 | 0 | 1.333 | 0.248 |</w:t>
       </w:r>
     </w:p>
     <w:p>
       <w:r>
-        <w:t>| Full Method vs GBDT | 0.006 | -0.025 | 0.036 | 0.644 | 2 | 4 | 0.167 | 0.683 |</w:t>
+        <w:t>| Full Method vs GBDT | -0.021 | -0.073 | 0.027 | 0.422 | 8 | 6 | 0.071 | 0.789 |</w:t>
       </w:r>
     </w:p>
     <w:p>
       <w:r>
-        <w:t>| Full Method vs Text Encoder Classifier | 0.487 | 0.395 | 0.571 | 0 | 6 | 74 | 56.112 | 0.000 |</w:t>
+        <w:t>| Full Method vs Text Encoder Classifier | 0.227 | 0.116 | 0.332 | 0 | 21 | 53 | 12.986 | 0.000 |</w:t>
       </w:r>
     </w:p>
     <w:p>
@@ -469,7 +469,7 @@
         <w:pStyle w:val="ListBullet"/>
       </w:pPr>
       <w:r>
-        <w:t>其他动作混淆: 9</w:t>
+        <w:t>其他动作混淆: 14</w:t>
       </w:r>
     </w:p>
     <w:p>
@@ -477,7 +477,39 @@
         <w:pStyle w:val="ListBullet"/>
       </w:pPr>
       <w:r>
-        <w:t>time-sensitive 未触发 retrieve: 1</w:t>
+        <w:t>ask 误判为 answer: 2</w:t>
+      </w:r>
+    </w:p>
+    <w:p>
+      <w:pPr>
+        <w:pStyle w:val="ListBullet"/>
+      </w:pPr>
+      <w:r>
+        <w:t>abstain 误判为 answer: 1</w:t>
+      </w:r>
+    </w:p>
+    <w:p>
+      <w:pPr>
+        <w:pStyle w:val="ListBullet"/>
+      </w:pPr>
+      <w:r>
+        <w:t>false premise compliance: 1</w:t>
+      </w:r>
+    </w:p>
+    <w:p>
+      <w:pPr>
+        <w:pStyle w:val="ListBullet"/>
+      </w:pPr>
+      <w:r>
+        <w:t>retrieve 误判为 answer: 1</w:t>
+      </w:r>
+    </w:p>
+    <w:p>
+      <w:pPr>
+        <w:pStyle w:val="ListBullet"/>
+      </w:pPr>
+      <w:r>
+        <w:t>answer 误判为 ask: 1</w:t>
       </w:r>
     </w:p>
     <w:p>
@@ -493,7 +525,7 @@
         <w:pStyle w:val="ListBullet"/>
       </w:pPr>
       <w:r>
-        <w:t>query: What is the procedure to apply for a parking permit on campus?</w:t>
+        <w:t>query: Is it true that the UK has a law requiring all citizens to register their bicycles?</w:t>
       </w:r>
     </w:p>
     <w:p>
@@ -501,7 +533,7 @@
         <w:pStyle w:val="ListBullet"/>
       </w:pPr>
       <w:r>
-        <w:t>gold: evidence_missing / retrieve</w:t>
+        <w:t>gold: false_premise / challenge_premise</w:t>
       </w:r>
     </w:p>
     <w:p>
@@ -517,7 +549,7 @@
         <w:pStyle w:val="ListBullet"/>
       </w:pPr>
       <w:r>
-        <w:t>key_features: {"ev_sufficiency_score": 0.35, "ev_contradiction_proxy": 0.0, "q_has_time_words": 0, "q_has_high_risk_keywords": 0, "sc_self_consistency_score": 0.243}</w:t>
+        <w:t>key_features: {"ev_sufficiency_score": 0.0, "ev_contradiction_proxy": 1.0, "q_has_time_words": 0, "q_has_high_risk_keywords": 0, "sc_self_consistency_score": 0.621}</w:t>
       </w:r>
     </w:p>
     <w:p>
@@ -565,7 +597,7 @@
         <w:pStyle w:val="ListBullet"/>
       </w:pPr>
       <w:r>
-        <w:t>key_features: {"ev_sufficiency_score": 0.041, "ev_contradiction_proxy": 1.0, "q_has_time_words": 1, "q_has_high_risk_keywords": 0, "sc_self_consistency_score": 0.284}</w:t>
+        <w:t>key_features: {"ev_sufficiency_score": 0.041, "ev_contradiction_proxy": 1.0, "q_has_time_words": 1, "q_has_high_risk_keywords": 0, "sc_self_consistency_score": 0.443}</w:t>
       </w:r>
     </w:p>
     <w:p>
@@ -581,7 +613,7 @@
         <w:pStyle w:val="Heading2"/>
       </w:pPr>
       <w:r>
-        <w:t>案例 3: 其他动作混淆</w:t>
+        <w:t>案例 3: ask 误判为 answer</w:t>
       </w:r>
     </w:p>
     <w:p>
@@ -589,7 +621,7 @@
         <w:pStyle w:val="ListBullet"/>
       </w:pPr>
       <w:r>
-        <w:t>query: 我家的服务器经常蓝屏，可能是内存问题，我该换哪款内存条？</w:t>
+        <w:t>query: 我需要开一个公司账户，需要准备哪些材料？</w:t>
       </w:r>
     </w:p>
     <w:p>
@@ -597,7 +629,7 @@
         <w:pStyle w:val="ListBullet"/>
       </w:pPr>
       <w:r>
-        <w:t>gold: high_risk_or_expert_needed / abstain</w:t>
+        <w:t>gold: user_info_missing / ask</w:t>
       </w:r>
     </w:p>
     <w:p>
@@ -605,7 +637,7 @@
         <w:pStyle w:val="ListBullet"/>
       </w:pPr>
       <w:r>
-        <w:t>predicted: false_premise / challenge_premise</w:t>
+        <w:t>predicted: sufficient_information / answer</w:t>
       </w:r>
     </w:p>
     <w:p>
@@ -613,7 +645,7 @@
         <w:pStyle w:val="ListBullet"/>
       </w:pPr>
       <w:r>
-        <w:t>key_features: {"ev_sufficiency_score": 0.255, "ev_contradiction_proxy": 0.0, "q_has_time_words": 0, "q_has_high_risk_keywords": 0, "sc_self_consistency_score": 0.259}</w:t>
+        <w:t>key_features: {"ev_sufficiency_score": 0.295, "ev_contradiction_proxy": 0.0, "q_has_time_words": 0, "q_has_high_risk_keywords": 0, "sc_self_consistency_score": 0.756}</w:t>
       </w:r>
     </w:p>
     <w:p>
@@ -621,31 +653,7 @@
         <w:pStyle w:val="ListBullet"/>
       </w:pPr>
       <w:r>
-        <w:t>改进建议: 检查该类样本的标签边界，并补充相邻动作的对比样本。</w:t>
-      </w:r>
-    </w:p>
-    <w:p>
-      <w:pPr>
-        <w:pStyle w:val="Heading2"/>
-      </w:pPr>
-      <w:r>
-        <w:t>案例 4: 其他动作混淆</w:t>
-      </w:r>
-    </w:p>
-    <w:p>
-      <w:pPr>
-        <w:pStyle w:val="ListBullet"/>
-      </w:pPr>
-      <w:r>
-        <w:t>query: 根据这些信息，这款手机防水吗？</w:t>
-      </w:r>
-    </w:p>
-    <w:p>
-      <w:pPr>
-        <w:pStyle w:val="ListBullet"/>
-      </w:pPr>
-      <w:r>
-        <w:t>gold: evidence_missing / abstain</w:t>
+        <w:t>改进建议: 先追问 公司类型、计划开户银行，再给出步骤或推荐。</w:t>
       </w:r>
     </w:p>
     <w:p>
@@ -698,7 +706,7 @@
         <w:pStyle w:val="ListBullet"/>
       </w:pPr>
       <w:r>
-        <w:t>API 不稳定或成本会影响 self-consistency 特征规模。</w:t>
+        <w:t>API 不稳定或成本会影响 self-consistency 特征规模；当前实现选择硬失败，避免静默回退污染结果。</w:t>
       </w:r>
     </w:p>
     <w:p>
@@ -714,7 +722,7 @@
         <w:pStyle w:val="ListBullet"/>
       </w:pPr>
       <w:r>
-        <w:t>当前 Prompted LLM Baseline 在 DeepSeek API 未通过严格 JSON 探测时不会强行运行；若批量预测出现解析失败，会用回退动作补齐并在状态中记录失败数。</w:t>
+        <w:t>当前 Prompted LLM Baseline 和 self-consistency 采样都要求 DeepSeek API 可用；若批量预测出现解析失败，实验会停止。</w:t>
       </w:r>
     </w:p>
     <w:p>

--- a/reports/final_report.docx
+++ b/reports/final_report.docx
@@ -20,7 +20,7 @@
     </w:p>
     <w:p>
       <w:r>
-        <w:t>本实验把知识缺口场景下的问答决策拆成两个输出：缺口类型和回答动作。项目构造了 800 条统一格式样本，按 group_id 做 6:2:2 划分，比较固定动作、检索阈值、自一致性、结构化特征分类器、文本分类器和 Full Method。在当前 full 运行中，Full Method 的 action macro-F1 为 0.685，综合效用为 0.355；Always Answer 的 action macro-F1 为 0.052，效用为 -2.404。实验能说明规则化动作空间比直接回答更安全；同时，新数据下各方法不再大面积满分，消融结果能更清楚地显示 self-consistency/不确定性特征的贡献。</w:t>
+        <w:t>本实验把知识缺口场景下的问答决策拆成两个输出：缺口类型和回答动作。项目构造了 800 条统一格式样本，按 group_id 做 6:2:2 划分，比较固定动作、检索阈值、自一致性、结构化特征分类器、文本分类器和 Full Method。在当前 full 运行中，最佳方法是 Logistic Regression，action macro-F1 为 0.747，综合效用为 0.493；Full Method 的 action macro-F1 为 0.685，综合效用为 0.355；Always Answer 的 action macro-F1 为 0.052，效用为 -2.404。实验能说明规则化动作空间比直接回答更安全；同时，Full Method 并不是本次主测试集上的最优方法，简单可审计的监督分类器更值得作为主基线。</w:t>
       </w:r>
     </w:p>
     <w:p>
@@ -282,7 +282,7 @@
     </w:p>
     <w:p>
       <w:r>
-        <w:t>Full Method 的 action macro-F1 为 0.685，action accuracy 为 0.714，wrong answer rate 为 0.087，综合效用为 0.355。相比 Always Answer，Full Method 的效用提升为 2.759；相比 RAG 阈值法，效用差值为 0.028。固定回答策略的错误主要来自把追问、检索、拒答和纠错样本都硬答掉。新数据下 Prompted LLM Baseline、文本分类器和传统结构化模型之间拉开了差距，说明任务不再只是模板记忆。</w:t>
+        <w:t>按综合效用排序，本次最佳方法是 Logistic Regression，action macro-F1 为 0.747，综合效用为 0.493。Full Method 的 action macro-F1 为 0.685，action accuracy 为 0.714，wrong answer rate 为 0.087，综合效用为 0.355。相比 Always Answer，Full Method 的效用提升为 2.759；相比 RAG 阈值法，效用差值为 0.028。固定回答策略的错误主要来自把追问、检索、拒答和纠错样本都硬答掉。新数据下 Prompted LLM Baseline、文本分类器和传统结构化模型之间拉开了差距，说明任务不再只是模板记忆；同时也说明 Full Method 的规则覆盖还需要重新设计，不能把它写成当前最强方法。</w:t>
       </w:r>
     </w:p>
     <w:p>
@@ -340,12 +340,12 @@
     </w:p>
     <w:p>
       <w:r>
-        <w:t>`Full - no gap type classifier` 的分数反而高出 Full Method 0.035，说明 Full Method 的人工规则在这批样本上有过度干预。`Full - no self-consistency features` 的分数下降 0.061，这部分模块对当前决策边界有实际贡献。其余变体没有造成可见变化，主要原因仍是合成数据模式较强。</w:t>
+        <w:t>`Full - no gap type classifier`、`Full - no question utility ranker` 的分数反而高于 Full Method，最高差值为 0.035，说明 Full Method 的人工规则在这批样本上有过度干预。`Full - no self-consistency features`、`Full - no model uncertainty features`、`Full - no evidence-side features` 会拉低分数，最大下降为 0.061，这部分模块对当前决策边界有实际贡献。`Full - no evidence sufficiency verifier` 没有造成可见变化。</w:t>
       </w:r>
     </w:p>
     <w:p>
       <w:r>
-        <w:t>重复划分实验：</w:t>
+        <w:t>重复划分补充检查：</w:t>
       </w:r>
     </w:p>
     <w:p>
@@ -360,22 +360,22 @@
     </w:p>
     <w:p>
       <w:r>
-        <w:t>| 13 | 160 | 0.859 | 0.835 | 0.875 | 0 | 0.816 |</w:t>
+        <w:t>| 13 | 160 | 0.882 | 0.862 | 0.912 | 0 | 0.857 |</w:t>
       </w:r>
     </w:p>
     <w:p>
       <w:r>
-        <w:t>| 42 | 160 | 0.885 | 0.806 | 0.875 | 0 | 0.810 |</w:t>
+        <w:t>| 42 | 160 | 0.914 | 0.840 | 0.925 | 0 | 0.866 |</w:t>
       </w:r>
     </w:p>
     <w:p>
       <w:r>
-        <w:t>| 101 | 160 | 0.881 | 0.836 | 0.863 | 0 | 0.802 |</w:t>
+        <w:t>| 101 | 160 | 0.910 | 0.874 | 0.912 | 0 | 0.857 |</w:t>
       </w:r>
     </w:p>
     <w:p>
       <w:r>
-        <w:t>三组随机划分下，Full Method 的 action macro-F1 均值为 0.826，标准差为 0.014；综合效用均值为 0.809，标准差为 0.006。这个稳定性来自同一生成协议下的样本分布，不能外推为真实用户分布下同样稳定。</w:t>
+        <w:t>这组结果使用内置 fallback 模板数据做补充检查，不是当前 DeepSeek 主数据集的重复抽样；因此只能说明代码流程在另一个可复现数据源上是否稳定，不能直接作为主结果置信度。三组划分下，Full Method 的 action macro-F1 均值为 0.859，标准差为 0.014；综合效用均值为 0.860，标准差为 0.004。该稳定性仍不能外推为真实用户分布下同样稳定。</w:t>
       </w:r>
     </w:p>
     <w:p>
@@ -666,7 +666,7 @@
     </w:p>
     <w:p>
       <w:r>
-        <w:t>本实验完成了一个可复现的动作决策流程：DeepSeek 数据生成、特征、模型、对照、消融、显著性检验和错误分析都能从脚本生成。当前结果支持一个比较朴素的结论：在知识缺口场景下，把“是否回答”拆成更细的动作标签，比默认直接回答更稳；不确定性/self-consistency 特征是本次 Full Method 的主要增益来源。</w:t>
+        <w:t>本实验完成了一个可复现的动作决策流程：DeepSeek 数据生成、特征、模型、对照、消融、显著性检验和错误分析都能从脚本生成。当前结果支持一个比较朴素的结论：在知识缺口场景下，把“是否回答”拆成更细的动作标签，比默认直接回答更稳。本次主测试集上最强的是 Logistic Regression，Full Method 更适合作为工程化组合基线；不确定性/self-consistency 特征对 Full Method 有贡献，但人工规则覆盖仍需要重做。</w:t>
       </w:r>
     </w:p>
     <w:p>
